--- a/Chrome Web Store Listing.docx
+++ b/Chrome Web Store Listing.docx
@@ -251,7 +251,7 @@
     </w:p>
     <w:p>
       <w:r>
-        <w:t>Displays the extension's core UI (search Topics, Negative Topics/filters, scan trigger, and results) in Chrome's side panel, with links to open the Dashboard, Advisors, and Settings pages in their own tabs.</w:t>
+        <w:t>Displays the extension's core UI (search Topics, Negative Topics/filters, scan trigger, and results) in Chrome's side panel, with links to open the Dashboard, Advisors, Settings, and Help pages in their own tabs.</w:t>
       </w:r>
     </w:p>
     <w:p>

--- a/Chrome Web Store Listing.docx
+++ b/Chrome Web Store Listing.docx
@@ -213,32 +213,6 @@
     <w:p>
       <w:r>
         <w:t>Stores the user's search Topics, filters, scraped leads, and AI conversation history locally in the browser.</w:t>
-      </w:r>
-    </w:p>
-    <w:p>
-      <w:r>
-        <w:rPr>
-          <w:b/>
-        </w:rPr>
-        <w:t>scripting:</w:t>
-      </w:r>
-    </w:p>
-    <w:p>
-      <w:r>
-        <w:t>Injects the extension's content scripts into LinkedIn search-results pages to read the same content already visible to the user.</w:t>
-      </w:r>
-    </w:p>
-    <w:p>
-      <w:r>
-        <w:rPr>
-          <w:b/>
-        </w:rPr>
-        <w:t>tabs:</w:t>
-      </w:r>
-    </w:p>
-    <w:p>
-      <w:r>
-        <w:t>Opens and updates a single background tab to run each scan's searches sequentially, and restores the user's previously active tab afterward.</w:t>
       </w:r>
     </w:p>
     <w:p>
